--- a/data/revised_2026-10_full/tracked/v2/Chemistry/SS3.1_Acids_and_Bases/Chemistry_Acids_and_Bases_FinalExplanation_TeacherKey_TRACKED.docx
+++ b/data/revised_2026-10_full/tracked/v2/Chemistry/SS3.1_Acids_and_Bases/Chemistry_Acids_and_Bases_FinalExplanation_TeacherKey_TRACKED.docx
@@ -888,7 +888,7 @@
               </w:rPr>
               <w:t xml:space="preserve">Claim: Lemon juice and vinegar are acids, baking soda and soap are bases, and water is neutral. Evidence: Lemon juice (pH 2.0) and vinegar (pH 2.8) are below 7 and turn blue litmus red. Baking soda (pH 8.3) and soap (pH 10.0) are above 7 and turn red litmus blue. Water (pH 7.0) changes neither litmus paper. Red cabbage extract was red/pink in lemon juice, pink-red in vinegar, purple in water, blue</w:t>
             </w:r>
-            <w:del w:id="9001" w:author="Claude (AI) - proposed" w:date="2026-10-15T03:01:23Z">
+            <w:del w:id="9001" w:author="Claude (AI) - proposed" w:date="2026-10-18T00:27:03Z">
               <w:r>
                 <w:rPr>
                   <w:rFonts w:ascii="Arial" w:cs="Arial" w:eastAsia="Arial" w:hAnsi="Arial"/>
@@ -916,7 +916,7 @@
               </w:rPr>
               <w:t xml:space="preserve"> in baking soda and </w:t>
             </w:r>
-            <w:del w:id="9002" w:author="Claude (AI) - proposed" w:date="2026-10-15T03:01:23Z">
+            <w:del w:id="9002" w:author="Claude (AI) - proposed" w:date="2026-10-18T00:27:03Z">
               <w:r>
                 <w:rPr>
                   <w:rFonts w:ascii="Arial" w:cs="Arial" w:eastAsia="Arial" w:hAnsi="Arial"/>
@@ -931,7 +931,7 @@
                 <w:delText xml:space="preserve">green-yellow</w:delText>
               </w:r>
             </w:del>
-            <w:ins w:id="9003" w:author="Claude (AI) - proposed" w:date="2026-10-15T03:01:23Z">
+            <w:ins w:id="9003" w:author="Claude (AI) - proposed" w:date="2026-10-18T00:27:03Z">
               <w:r>
                 <w:rPr>
                   <w:rFonts w:ascii="Arial" w:cs="Arial" w:eastAsia="Arial" w:hAnsi="Arial"/>
@@ -1089,7 +1089,7 @@
               </w:rPr>
               <w:t xml:space="preserve">Claim: Lemon juice and vinegar are sour with low pH because they release H+ (aq) ions in water, and soap is slippery because </w:t>
             </w:r>
-            <w:del w:id="9004" w:author="Claude (AI) - proposed" w:date="2026-10-15T03:01:23Z">
+            <w:del w:id="9004" w:author="Claude (AI) - proposed" w:date="2026-10-18T00:27:03Z">
               <w:r>
                 <w:rPr>
                   <w:rFonts w:ascii="Arial" w:cs="Arial" w:eastAsia="Arial" w:hAnsi="Arial"/>
@@ -1104,7 +1104,7 @@
                 <w:delText xml:space="preserve">it is an alkali that produces</w:delText>
               </w:r>
             </w:del>
-            <w:ins w:id="9005" w:author="Claude (AI) - proposed" w:date="2026-10-15T03:01:23Z">
+            <w:ins w:id="9005" w:author="Claude (AI) - proposed" w:date="2026-10-18T00:27:03Z">
               <w:r>
                 <w:rPr>
                   <w:rFonts w:ascii="Arial" w:cs="Arial" w:eastAsia="Arial" w:hAnsi="Arial"/>
@@ -1132,7 +1132,7 @@
               </w:rPr>
               <w:t xml:space="preserve"> OH- (aq) ions</w:t>
             </w:r>
-            <w:ins w:id="9006" w:author="Claude (AI) - proposed" w:date="2026-10-15T03:01:23Z">
+            <w:ins w:id="9006" w:author="Claude (AI) - proposed" w:date="2026-10-18T00:27:03Z">
               <w:r>
                 <w:rPr>
                   <w:rFonts w:ascii="Arial" w:cs="Arial" w:eastAsia="Arial" w:hAnsi="Arial"/>
@@ -1387,7 +1387,7 @@
               </w:rPr>
               <w:t xml:space="preserve">Otieno asked: if both are acids, why is lemon juice lower on the graph than vinegar? Use the data for 0.1 M hydrochloric acid (pH 1), 0.1 M ethanoic acid (pH 3), 0.1 M sodium hydroxide (pH 13) and 0.1 M ammonia solution (pH 11) to explain the difference between strength and concentration. Then explain why a </w:t>
             </w:r>
-            <w:del w:id="9007" w:author="Claude (AI) - proposed" w:date="2026-10-15T03:01:23Z">
+            <w:del w:id="9007" w:author="Claude (AI) - proposed" w:date="2026-10-18T00:27:03Z">
               <w:r>
                 <w:rPr>
                   <w:rFonts w:ascii="Arial" w:cs="Arial" w:eastAsia="Arial" w:hAnsi="Arial"/>
@@ -1402,7 +1402,7 @@
                 <w:delText xml:space="preserve">weak</w:delText>
               </w:r>
             </w:del>
-            <w:ins w:id="9008" w:author="Claude (AI) - proposed" w:date="2026-10-15T03:01:23Z">
+            <w:ins w:id="9008" w:author="Claude (AI) - proposed" w:date="2026-10-18T00:27:03Z">
               <w:r>
                 <w:rPr>
                   <w:rFonts w:ascii="Arial" w:cs="Arial" w:eastAsia="Arial" w:hAnsi="Arial"/>
@@ -1463,7 +1463,7 @@
               </w:rPr>
               <w:t xml:space="preserve">Claim: Strength depends on how much an acid or base ionises, not on how much is dissolved, and strength affects safety and uses. Evidence: At the same concentration of 0.1 M, hydrochloric acid has pH 1 but ethanoic acid has pH 3, and sodium hydroxide has pH 13 but ammonia has pH 11. Reasoning: Hydrochloric acid and sodium hydroxide are strong because they ionise almost completely, giving many H+ (aq) or OH- (aq) ions. Ethanoic acid and ammonia are weak because they ionise only partly, giving fewer ions even though the same amount is dissolved. Concentration is how much is dissolved; strength is how much ionises. A strong base would add a lot of OH- (aq) and could be harmful in the body, so a </w:t>
             </w:r>
-            <w:del w:id="9009" w:author="Claude (AI) - proposed" w:date="2026-10-15T03:01:23Z">
+            <w:del w:id="9009" w:author="Claude (AI) - proposed" w:date="2026-10-18T00:27:03Z">
               <w:r>
                 <w:rPr>
                   <w:rFonts w:ascii="Arial" w:cs="Arial" w:eastAsia="Arial" w:hAnsi="Arial"/>
@@ -1478,7 +1478,7 @@
                 <w:delText xml:space="preserve">weak base</w:delText>
               </w:r>
             </w:del>
-            <w:ins w:id="9010" w:author="Claude (AI) - proposed" w:date="2026-10-15T03:01:23Z">
+            <w:ins w:id="9010" w:author="Claude (AI) - proposed" w:date="2026-10-18T00:27:03Z">
               <w:r>
                 <w:rPr>
                   <w:rFonts w:ascii="Arial" w:cs="Arial" w:eastAsia="Arial" w:hAnsi="Arial"/>
@@ -1506,7 +1506,7 @@
               </w:rPr>
               <w:t xml:space="preserve"> such as magnesium hydroxide</w:t>
             </w:r>
-            <w:ins w:id="9011" w:author="Claude (AI) - proposed" w:date="2026-10-15T03:01:23Z">
+            <w:ins w:id="9011" w:author="Claude (AI) - proposed" w:date="2026-10-18T00:27:03Z">
               <w:r>
                 <w:rPr>
                   <w:rFonts w:ascii="Arial" w:cs="Arial" w:eastAsia="Arial" w:hAnsi="Arial"/>
@@ -1534,7 +1534,7 @@
               </w:rPr>
               <w:t xml:space="preserve"> is a safer antacid</w:t>
             </w:r>
-            <w:ins w:id="9012" w:author="Claude (AI) - proposed" w:date="2026-10-15T03:01:23Z">
+            <w:ins w:id="9012" w:author="Claude (AI) - proposed" w:date="2026-10-18T00:27:03Z">
               <w:r>
                 <w:rPr>
                   <w:rFonts w:ascii="Arial" w:cs="Arial" w:eastAsia="Arial" w:hAnsi="Arial"/>
@@ -1692,7 +1692,7 @@
               </w:rPr>
               <w:t xml:space="preserve">Claim: Yes, alkalinity largely determines uses, together with strength and safety. Patients with hyperacidity are given antacids because the base in the antacid neutralises excess stomach hydrochloric acid. Evidence: Vinegar (pH 2.8) is an acid used by mama mboga for pickling kachumbari and onions. Soap (pH 10.0) </w:t>
             </w:r>
-            <w:del w:id="9013" w:author="Claude (AI) - proposed" w:date="2026-10-15T03:01:23Z">
+            <w:del w:id="9013" w:author="Claude (AI) - proposed" w:date="2026-10-18T00:27:03Z">
               <w:r>
                 <w:rPr>
                   <w:rFonts w:ascii="Arial" w:cs="Arial" w:eastAsia="Arial" w:hAnsi="Arial"/>
@@ -1707,7 +1707,7 @@
                 <w:delText xml:space="preserve">is an alkali</w:delText>
               </w:r>
             </w:del>
-            <w:ins w:id="9014" w:author="Claude (AI) - proposed" w:date="2026-10-15T03:01:23Z">
+            <w:ins w:id="9014" w:author="Claude (AI) - proposed" w:date="2026-10-18T00:27:03Z">
               <w:r>
                 <w:rPr>
                   <w:rFonts w:ascii="Arial" w:cs="Arial" w:eastAsia="Arial" w:hAnsi="Arial"/>
@@ -1735,7 +1735,7 @@
               </w:rPr>
               <w:t xml:space="preserve"> used for cleaning grease. Baking soda (pH 8.3) is weakly basic and safe in small amounts in mandazi. In Kericho, Mr Kamau uses lime to raise acidic soil from pH about 4.5 to about 6.0 for maize. After eating spicy nyama choma in Nairobi, a patient with hyperacidity is given magnesium hydroxide, which raises stomach pH from about 1.5 to 2 to about 3.5 to 5. Reasoning: Bases neutralise acids: acid + base gives salt + water, and H+ (aq) + OH- (aq) gives H2O (l). The OH- (aq) from lime reacts with H+ (aq) in the soil, and the base in the antacid reacts with H+ (aq) from stomach hydrochloric acid, raising the pH to a safer level. Acids are useful for preservation and flavour, and bases for cleaning, baking and neutralising acids. Strength and safety also matter: a </w:t>
             </w:r>
-            <w:del w:id="9015" w:author="Claude (AI) - proposed" w:date="2026-10-15T03:01:23Z">
+            <w:del w:id="9015" w:author="Claude (AI) - proposed" w:date="2026-10-18T00:27:03Z">
               <w:r>
                 <w:rPr>
                   <w:rFonts w:ascii="Arial" w:cs="Arial" w:eastAsia="Arial" w:hAnsi="Arial"/>
@@ -1750,7 +1750,7 @@
                 <w:delText xml:space="preserve">weak</w:delText>
               </w:r>
             </w:del>
-            <w:ins w:id="9016" w:author="Claude (AI) - proposed" w:date="2026-10-15T03:01:23Z">
+            <w:ins w:id="9016" w:author="Claude (AI) - proposed" w:date="2026-10-18T00:27:03Z">
               <w:r>
                 <w:rPr>
                   <w:rFonts w:ascii="Arial" w:cs="Arial" w:eastAsia="Arial" w:hAnsi="Arial"/>
@@ -2031,7 +2031,7 @@
               <w:spacing w:after="40" w:before="0"/>
               <w:jc w:val="left"/>
             </w:pPr>
-            <w:ins w:id="9017" w:author="Claude (AI) - proposed" w:date="2026-10-15T03:01:23Z">
+            <w:ins w:id="9017" w:author="Claude (AI) - proposed" w:date="2026-10-18T00:27:03Z">
               <w:r>
                 <w:rPr>
                   <w:rFonts w:ascii="Arial" w:cs="Arial" w:eastAsia="Arial" w:hAnsi="Arial"/>
@@ -2079,7 +2079,7 @@
               <w:spacing w:after="40" w:before="0"/>
               <w:jc w:val="left"/>
             </w:pPr>
-            <w:del w:id="9018" w:author="Claude (AI) - proposed" w:date="2026-10-15T03:01:23Z">
+            <w:del w:id="9018" w:author="Claude (AI) - proposed" w:date="2026-10-18T00:27:03Z">
               <w:r>
                 <w:rPr>
                   <w:rFonts w:ascii="Arial" w:cs="Arial" w:eastAsia="Arial" w:hAnsi="Arial"/>
@@ -2094,7 +2094,7 @@
                 <w:delText xml:space="preserve">Gives a</w:delText>
               </w:r>
             </w:del>
-            <w:ins w:id="9019" w:author="Claude (AI) - proposed" w:date="2026-10-15T03:01:23Z">
+            <w:ins w:id="9019" w:author="Claude (AI) - proposed" w:date="2026-10-18T00:27:03Z">
               <w:r>
                 <w:rPr>
                   <w:rFonts w:ascii="Arial" w:cs="Arial" w:eastAsia="Arial" w:hAnsi="Arial"/>
@@ -2122,7 +2122,7 @@
               </w:rPr>
               <w:t xml:space="preserve"> claim about uses and </w:t>
             </w:r>
-            <w:del w:id="9020" w:author="Claude (AI) - proposed" w:date="2026-10-15T03:01:23Z">
+            <w:del w:id="9020" w:author="Claude (AI) - proposed" w:date="2026-10-18T00:27:03Z">
               <w:r>
                 <w:rPr>
                   <w:rFonts w:ascii="Arial" w:cs="Arial" w:eastAsia="Arial" w:hAnsi="Arial"/>
@@ -2137,7 +2137,7 @@
                 <w:delText xml:space="preserve">antacids</w:delText>
               </w:r>
             </w:del>
-            <w:ins w:id="9021" w:author="Claude (AI) - proposed" w:date="2026-10-15T03:01:23Z">
+            <w:ins w:id="9021" w:author="Claude (AI) - proposed" w:date="2026-10-18T00:27:03Z">
               <w:r>
                 <w:rPr>
                   <w:rFonts w:ascii="Arial" w:cs="Arial" w:eastAsia="Arial" w:hAnsi="Arial"/>
@@ -2185,7 +2185,7 @@
               <w:spacing w:after="40" w:before="0"/>
               <w:jc w:val="left"/>
             </w:pPr>
-            <w:del w:id="9022" w:author="Claude (AI) - proposed" w:date="2026-10-15T03:01:23Z">
+            <w:del w:id="9022" w:author="Claude (AI) - proposed" w:date="2026-10-18T00:27:03Z">
               <w:r>
                 <w:rPr>
                   <w:rFonts w:ascii="Arial" w:cs="Arial" w:eastAsia="Arial" w:hAnsi="Arial"/>
@@ -2200,7 +2200,7 @@
                 <w:delText xml:space="preserve">Claim is missing</w:delText>
               </w:r>
             </w:del>
-            <w:ins w:id="9023" w:author="Claude (AI) - proposed" w:date="2026-10-15T03:01:23Z">
+            <w:ins w:id="9023" w:author="Claude (AI) - proposed" w:date="2026-10-18T00:27:03Z">
               <w:r>
                 <w:rPr>
                   <w:rFonts w:ascii="Arial" w:cs="Arial" w:eastAsia="Arial" w:hAnsi="Arial"/>
@@ -2283,7 +2283,7 @@
               <w:spacing w:after="40" w:before="0"/>
               <w:jc w:val="left"/>
             </w:pPr>
-            <w:ins w:id="9024" w:author="Claude (AI) - proposed" w:date="2026-10-15T03:01:23Z">
+            <w:ins w:id="9024" w:author="Claude (AI) - proposed" w:date="2026-10-18T00:27:03Z">
               <w:r>
                 <w:rPr>
                   <w:rFonts w:ascii="Arial" w:cs="Arial" w:eastAsia="Arial" w:hAnsi="Arial"/>
@@ -2331,7 +2331,7 @@
               <w:spacing w:after="40" w:before="0"/>
               <w:jc w:val="left"/>
             </w:pPr>
-            <w:ins w:id="9025" w:author="Claude (AI) - proposed" w:date="2026-10-15T03:01:23Z">
+            <w:ins w:id="9025" w:author="Claude (AI) - proposed" w:date="2026-10-18T00:27:03Z">
               <w:r>
                 <w:rPr>
                   <w:rFonts w:ascii="Arial" w:cs="Arial" w:eastAsia="Arial" w:hAnsi="Arial"/>
@@ -2379,7 +2379,7 @@
               <w:spacing w:after="40" w:before="0"/>
               <w:jc w:val="left"/>
             </w:pPr>
-            <w:ins w:id="9026" w:author="Claude (AI) - proposed" w:date="2026-10-15T03:01:23Z">
+            <w:ins w:id="9026" w:author="Claude (AI) - proposed" w:date="2026-10-18T00:27:03Z">
               <w:r>
                 <w:rPr>
                   <w:rFonts w:ascii="Arial" w:cs="Arial" w:eastAsia="Arial" w:hAnsi="Arial"/>
@@ -2462,7 +2462,7 @@
               <w:spacing w:after="40" w:before="0"/>
               <w:jc w:val="left"/>
             </w:pPr>
-            <w:ins w:id="9027" w:author="Claude (AI) - proposed" w:date="2026-10-15T03:01:23Z">
+            <w:ins w:id="9027" w:author="Claude (AI) - proposed" w:date="2026-10-18T00:27:03Z">
               <w:r>
                 <w:rPr>
                   <w:rFonts w:ascii="Arial" w:cs="Arial" w:eastAsia="Arial" w:hAnsi="Arial"/>
@@ -2510,7 +2510,7 @@
               <w:spacing w:after="40" w:before="0"/>
               <w:jc w:val="left"/>
             </w:pPr>
-            <w:ins w:id="9028" w:author="Claude (AI) - proposed" w:date="2026-10-15T03:01:23Z">
+            <w:ins w:id="9028" w:author="Claude (AI) - proposed" w:date="2026-10-18T00:27:03Z">
               <w:r>
                 <w:rPr>
                   <w:rFonts w:ascii="Arial" w:cs="Arial" w:eastAsia="Arial" w:hAnsi="Arial"/>
@@ -2558,7 +2558,7 @@
               <w:spacing w:after="40" w:before="0"/>
               <w:jc w:val="left"/>
             </w:pPr>
-            <w:del w:id="9029" w:author="Claude (AI) - proposed" w:date="2026-10-15T03:01:23Z">
+            <w:del w:id="9029" w:author="Claude (AI) - proposed" w:date="2026-10-18T00:27:03Z">
               <w:r>
                 <w:rPr>
                   <w:rFonts w:ascii="Arial" w:cs="Arial" w:eastAsia="Arial" w:hAnsi="Arial"/>
@@ -2573,7 +2573,7 @@
                 <w:delText xml:space="preserve">Does not use ions,</w:delText>
               </w:r>
             </w:del>
-            <w:ins w:id="9030" w:author="Claude (AI) - proposed" w:date="2026-10-15T03:01:23Z">
+            <w:ins w:id="9030" w:author="Claude (AI) - proposed" w:date="2026-10-18T00:27:03Z">
               <w:r>
                 <w:rPr>
                   <w:rFonts w:ascii="Arial" w:cs="Arial" w:eastAsia="Arial" w:hAnsi="Arial"/>
@@ -2656,7 +2656,7 @@
               <w:spacing w:after="40" w:before="0"/>
               <w:jc w:val="left"/>
             </w:pPr>
-            <w:ins w:id="9031" w:author="Claude (AI) - proposed" w:date="2026-10-15T03:01:23Z">
+            <w:ins w:id="9031" w:author="Claude (AI) - proposed" w:date="2026-10-18T00:27:03Z">
               <w:r>
                 <w:rPr>
                   <w:rFonts w:ascii="Arial" w:cs="Arial" w:eastAsia="Arial" w:hAnsi="Arial"/>
@@ -2704,7 +2704,7 @@
               <w:spacing w:after="40" w:before="0"/>
               <w:jc w:val="left"/>
             </w:pPr>
-            <w:ins w:id="9032" w:author="Claude (AI) - proposed" w:date="2026-10-15T03:01:23Z">
+            <w:ins w:id="9032" w:author="Claude (AI) - proposed" w:date="2026-10-18T00:27:03Z">
               <w:r>
                 <w:rPr>
                   <w:rFonts w:ascii="Arial" w:cs="Arial" w:eastAsia="Arial" w:hAnsi="Arial"/>
@@ -2752,7 +2752,7 @@
               <w:spacing w:after="40" w:before="0"/>
               <w:jc w:val="left"/>
             </w:pPr>
-            <w:del w:id="9033" w:author="Claude (AI) - proposed" w:date="2026-10-15T03:01:23Z">
+            <w:del w:id="9033" w:author="Claude (AI) - proposed" w:date="2026-10-18T00:27:03Z">
               <w:r>
                 <w:rPr>
                   <w:rFonts w:ascii="Arial" w:cs="Arial" w:eastAsia="Arial" w:hAnsi="Arial"/>
@@ -2767,7 +2767,7 @@
                 <w:delText xml:space="preserve">Confuses</w:delText>
               </w:r>
             </w:del>
-            <w:ins w:id="9034" w:author="Claude (AI) - proposed" w:date="2026-10-15T03:01:23Z">
+            <w:ins w:id="9034" w:author="Claude (AI) - proposed" w:date="2026-10-18T00:27:03Z">
               <w:r>
                 <w:rPr>
                   <w:rFonts w:ascii="Arial" w:cs="Arial" w:eastAsia="Arial" w:hAnsi="Arial"/>
@@ -2850,7 +2850,7 @@
               <w:spacing w:after="40" w:before="0"/>
               <w:jc w:val="left"/>
             </w:pPr>
-            <w:ins w:id="9035" w:author="Claude (AI) - proposed" w:date="2026-10-15T03:01:23Z">
+            <w:ins w:id="9035" w:author="Claude (AI) - proposed" w:date="2026-10-18T00:27:03Z">
               <w:r>
                 <w:rPr>
                   <w:rFonts w:ascii="Arial" w:cs="Arial" w:eastAsia="Arial" w:hAnsi="Arial"/>
@@ -2898,7 +2898,7 @@
               <w:spacing w:after="40" w:before="0"/>
               <w:jc w:val="left"/>
             </w:pPr>
-            <w:ins w:id="9036" w:author="Claude (AI) - proposed" w:date="2026-10-15T03:01:23Z">
+            <w:ins w:id="9036" w:author="Claude (AI) - proposed" w:date="2026-10-18T00:27:03Z">
               <w:r>
                 <w:rPr>
                   <w:rFonts w:ascii="Arial" w:cs="Arial" w:eastAsia="Arial" w:hAnsi="Arial"/>
@@ -2946,7 +2946,7 @@
               <w:spacing w:after="40" w:before="0"/>
               <w:jc w:val="left"/>
             </w:pPr>
-            <w:ins w:id="9037" w:author="Claude (AI) - proposed" w:date="2026-10-15T03:01:23Z">
+            <w:ins w:id="9037" w:author="Claude (AI) - proposed" w:date="2026-10-18T00:27:03Z">
               <w:r>
                 <w:rPr>
                   <w:rFonts w:ascii="Arial" w:cs="Arial" w:eastAsia="Arial" w:hAnsi="Arial"/>
@@ -2974,7 +2974,7 @@
               </w:rPr>
               <w:t xml:space="preserve">Little context; terms are</w:t>
             </w:r>
-            <w:ins w:id="9038" w:author="Claude (AI) - proposed" w:date="2026-10-15T03:01:23Z">
+            <w:ins w:id="9038" w:author="Claude (AI) - proposed" w:date="2026-10-18T00:27:03Z">
               <w:r>
                 <w:rPr>
                   <w:rFonts w:ascii="Arial" w:cs="Arial" w:eastAsia="Arial" w:hAnsi="Arial"/>
@@ -3124,7 +3124,7 @@
         </w:rPr>
         <w:t xml:space="preserve">© 2026 SeaVuria and ARES. This work is licensed under a </w:t>
       </w:r>
-      <w:hyperlink w:history="1" r:id="rIdpw8xluzusexfhepvfjbr4">
+      <w:hyperlink w:history="1" r:id="rIdibgafe5xns95evmxwjkdz">
         <w:r>
           <w:rPr>
             <w:rFonts w:ascii="Arial" w:cs="Arial" w:eastAsia="Arial" w:hAnsi="Arial"/>
@@ -3144,7 +3144,7 @@
         </w:rPr>
         <w:t xml:space="preserve"> (</w:t>
       </w:r>
-      <w:hyperlink w:history="1" r:id="rIdfbn6qf075lpthgyg0io3q">
+      <w:hyperlink w:history="1" r:id="rIdlkkga-x_0t4o39baiikui">
         <w:r>
           <w:rPr>
             <w:rFonts w:ascii="Arial" w:cs="Arial" w:eastAsia="Arial" w:hAnsi="Arial"/>
@@ -3164,7 +3164,7 @@
         </w:rPr>
         <w:t xml:space="preserve">). To view a copy of this license, visit </w:t>
       </w:r>
-      <w:hyperlink w:history="1" r:id="rIdfa9pzgtxitvv4a9yaao9c">
+      <w:hyperlink w:history="1" r:id="rId_jjwkveb5shyjqwk2mme0">
         <w:r>
           <w:rPr>
             <w:rFonts w:ascii="Arial" w:cs="Arial" w:eastAsia="Arial" w:hAnsi="Arial"/>
